--- a/Releases/RU/Yuriy_Kobylyatskiy_Senior_Unity_Developer_RU.docx
+++ b/Releases/RU/Yuriy_Kobylyatskiy_Senior_Unity_Developer_RU.docx
@@ -132,51 +132,7 @@
         </w:rPr>
       </w:pPr>
       <w:r>
-        <w:t>Senior</w:t>
-      </w:r>
-      <w:r>
-        <w:rPr>
-          <w:lang w:val="ru-RU"/>
-        </w:rPr>
-        <w:t xml:space="preserve"> / </w:t>
-      </w:r>
-      <w:r>
-        <w:t>Lead</w:t>
-      </w:r>
-      <w:r>
-        <w:rPr>
-          <w:lang w:val="ru-RU"/>
-        </w:rPr>
-        <w:t xml:space="preserve"> </w:t>
-      </w:r>
-      <w:r>
-        <w:t>Unity</w:t>
-      </w:r>
-      <w:r>
-        <w:rPr>
-          <w:lang w:val="ru-RU"/>
-        </w:rPr>
-        <w:t xml:space="preserve"> </w:t>
-      </w:r>
-      <w:r>
-        <w:t>Developer</w:t>
-      </w:r>
-      <w:r>
-        <w:rPr>
-          <w:lang w:val="ru-RU"/>
-        </w:rPr>
-        <w:t xml:space="preserve">, 15+ лет опыта в </w:t>
-      </w:r>
-      <w:proofErr w:type="spellStart"/>
-      <w:r>
-        <w:t>GameDev</w:t>
-      </w:r>
-      <w:proofErr w:type="spellEnd"/>
-      <w:r>
-        <w:rPr>
-          <w:lang w:val="ru-RU"/>
-        </w:rPr>
-        <w:t>, 18+ лет в разработке ПО.</w:t>
+        <w:t>В разработке ПО с 2007 года, в GameDev — с 2011 года.</w:t>
       </w:r>
     </w:p>
     <w:p>
@@ -823,10 +779,7 @@
         <w:rPr>
           <w:b/>
         </w:rPr>
-        <w:t xml:space="preserve">Unity Development: </w:t>
-      </w:r>
-      <w:r>
-        <w:t>Unity 2D/3D, gameplay programming, UI programming, animation systems, ScriptableObject, DOTween, Spine, Steamworks, custom editor tools.</w:t>
+        <w:t>Unity Development: Unity 2D/3D, gameplay programming, UI programming, animation systems, Unity Addressables, UniTask, async/await, CancellationToken, ScriptableObject, DOTween, Spine, Steamworks, custom editor tools.</w:t>
       </w:r>
     </w:p>
     <w:p>
@@ -879,10 +832,7 @@
         <w:rPr>
           <w:b/>
         </w:rPr>
-        <w:t xml:space="preserve">Optimization &amp; Automation: </w:t>
-      </w:r>
-      <w:r>
-        <w:t>Memory optimization, build size optimization, performance optimization, crash reduction, Unity Memory Profiler, Bash, Rclone, Cron, CI/CD.</w:t>
+        <w:t>Optimization &amp; Automation: Memory optimization, build size optimization, performance optimization, crash reduction, Unity Memory Profiler, CI/CD (Jenkins, TeamCity), Bash, Rclone, Cron.</w:t>
       </w:r>
     </w:p>
     <w:p>
@@ -907,10 +857,7 @@
         <w:rPr>
           <w:b/>
         </w:rPr>
-        <w:t xml:space="preserve">Leadership &amp; Architecture: </w:t>
-      </w:r>
-      <w:r>
-        <w:t>Technical design, architecture, estimation, mentoring, team leadership, hiring, technical documentation, project audits.</w:t>
+        <w:t>Architecture &amp; Engineering Practices: Dependency Injection (Zenject), SOLID, KISS, DRY, YAGNI, модульная архитектура, рефакторинг, техническое проектирование. Leadership: оценка задач, наставничество, управление командами, найм, техническая документация, аудит проектов.</w:t>
       </w:r>
     </w:p>
     <w:p>
@@ -2521,6 +2468,88 @@
       </w:r>
       <w:r>
         <w:t>PHP, SQL, HTML, CSS, JavaScript, MySQL, Flash/ActionScript</w:t>
+      </w:r>
+    </w:p>
+    <w:p>
+      <w:pPr>
+        <w:pStyle w:val="1"/>
+        <w:pBdr>
+          <w:bottom w:val="single" w:sz="3" w:space="1" w:color="CBD5E1"/>
+        </w:pBdr>
+        <w:rPr>
+          <w:lang w:val="ru-RU"/>
+        </w:rPr>
+      </w:pPr>
+      <w:r>
+        <w:rPr>
+          <w:lang w:val="ru-RU"/>
+        </w:rPr>
+        <w:t>Собственные проекты (Independent Projects)</w:t>
+      </w:r>
+    </w:p>
+    <w:p>
+      <w:pPr>
+        <w:pStyle w:val="21"/>
+        <w:spacing w:before="80" w:after="10"/>
+      </w:pPr>
+      <w:r>
+        <w:t>WordBattle — собственный инди-проект</w:t>
+      </w:r>
+    </w:p>
+    <w:p>
+      <w:pPr>
+        <w:spacing w:after="10"/>
+      </w:pPr>
+      <w:r>
+        <w:rPr>
+          <w:i/>
+          <w:color w:val="4B5563"/>
+        </w:rPr>
+        <w:t>Unity / Android | В разработке и тестировании</w:t>
+      </w:r>
+      <w:r>
+        <w:t xml:space="preserve"> | </w:t>
+      </w:r>
+      <w:hyperlink r:id="rId11">
+        <w:r>
+          <w:rPr>
+            <w:rStyle w:val="Hyperlink"/>
+          </w:rPr>
+          <w:t>Кейс в портфолио</w:t>
+        </w:r>
+      </w:hyperlink>
+    </w:p>
+    <w:p>
+      <w:pPr>
+        <w:pStyle w:val="a0"/>
+      </w:pPr>
+      <w:r>
+        <w:t>Разрабатываю словесную стратегическую игру с AI-соперником. Отвечаю за архитектуру, алгоритмы поиска слов, игровые механики, UI, интеграцию SDK и подготовку Android-релиза.</w:t>
+      </w:r>
+    </w:p>
+    <w:p>
+      <w:pPr>
+        <w:pStyle w:val="a0"/>
+        <w:rPr>
+          <w:lang w:val="ru-RU"/>
+        </w:rPr>
+      </w:pPr>
+      <w:r>
+        <w:rPr>
+          <w:lang w:val="ru-RU"/>
+        </w:rPr>
+        <w:t>Реализую игровые сервисы, аналитику и монетизацию с использованием PlayFab, GameAnalytics, Google Play Billing и AdMob.</w:t>
+      </w:r>
+    </w:p>
+    <w:p>
+      <w:pPr>
+        <w:spacing w:after="20"/>
+      </w:pPr>
+      <w:r>
+        <w:rPr>
+          <w:b/>
+        </w:rPr>
+        <w:t>Технологии: Unity, C#, Unity Addressables, Zenject, UniTask, PlayFab, GameAnalytics, Google Play Billing, AdMob.</w:t>
       </w:r>
     </w:p>
     <w:p>

--- a/Releases/RU/Yuriy_Kobylyatskiy_Senior_Unity_Developer_RU.docx
+++ b/Releases/RU/Yuriy_Kobylyatskiy_Senior_Unity_Developer_RU.docx
@@ -42,9 +42,49 @@
         <w:jc w:val="center"/>
       </w:pPr>
       <w:r>
-        <w:t xml:space="preserve">Украина | Remote only  |  +380957575677 (Telegram, Viber)  |  finmagnat@gmail.com  |  Portfolio: </w:t>
+        <w:t>Украина | Remote only  |  +380957575677 (</w:t>
       </w:r>
       <w:hyperlink r:id="rId6" w:history="1">
+        <w:r>
+          <w:rPr>
+            <w:rStyle w:val="aff8"/>
+          </w:rPr>
+          <w:t>Tele</w:t>
+        </w:r>
+        <w:r>
+          <w:rPr>
+            <w:rStyle w:val="aff8"/>
+          </w:rPr>
+          <w:t>g</w:t>
+        </w:r>
+        <w:r>
+          <w:rPr>
+            <w:rStyle w:val="aff8"/>
+          </w:rPr>
+          <w:t>ram</w:t>
+        </w:r>
+      </w:hyperlink>
+      <w:r>
+        <w:t xml:space="preserve">, Viber)  |  </w:t>
+      </w:r>
+      <w:hyperlink r:id="rId7" w:history="1">
+        <w:r>
+          <w:rPr>
+            <w:rStyle w:val="aff8"/>
+          </w:rPr>
+          <w:t>finmagnat@gmail.com</w:t>
+        </w:r>
+      </w:hyperlink>
+      <w:r>
+        <w:t xml:space="preserve"> |</w:t>
+      </w:r>
+      <w:r>
+        <w:t xml:space="preserve"> </w:t>
+      </w:r>
+      <w:r>
+        <w:t xml:space="preserve">Portfolio: </w:t>
+      </w:r>
+      <w:hyperlink r:id="rId8" w:history="1">
         <w:r>
           <w:rPr>
             <w:rStyle w:val="aff8"/>
@@ -80,7 +120,7 @@
         <w:spacing w:after="0"/>
         <w:jc w:val="center"/>
       </w:pPr>
-      <w:hyperlink r:id="rId7">
+      <w:hyperlink r:id="rId9">
         <w:r>
           <w:rPr>
             <w:color w:val="1D4ED8"/>
@@ -91,7 +131,7 @@
       <w:r>
         <w:t xml:space="preserve">  |  </w:t>
       </w:r>
-      <w:hyperlink r:id="rId8">
+      <w:hyperlink r:id="rId10">
         <w:r>
           <w:rPr>
             <w:color w:val="1D4ED8"/>
@@ -132,7 +172,21 @@
         </w:rPr>
       </w:pPr>
       <w:r>
-        <w:t>В разработке ПО с 2007 года, в GameDev — с 2011 года.</w:t>
+        <w:rPr>
+          <w:lang w:val="ru-RU"/>
+        </w:rPr>
+        <w:t xml:space="preserve">В разработке ПО с 2007 года, в </w:t>
+      </w:r>
+      <w:proofErr w:type="spellStart"/>
+      <w:r>
+        <w:t>GameDev</w:t>
+      </w:r>
+      <w:proofErr w:type="spellEnd"/>
+      <w:r>
+        <w:rPr>
+          <w:lang w:val="ru-RU"/>
+        </w:rPr>
+        <w:t xml:space="preserve"> — с 2011 года.</w:t>
       </w:r>
     </w:p>
     <w:p>
@@ -779,7 +833,13 @@
         <w:rPr>
           <w:b/>
         </w:rPr>
-        <w:t>Unity Development: Unity 2D/3D, gameplay programming, UI programming, animation systems, Unity Addressables, UniTask, async/await, CancellationToken, ScriptableObject, DOTween, Spine, Steamworks, custom editor tools.</w:t>
+        <w:t xml:space="preserve">Unity Development: </w:t>
+      </w:r>
+      <w:r>
+        <w:rPr>
+          <w:bCs/>
+        </w:rPr>
+        <w:t>Unity 2D/3D, gameplay programming, UI programming, animation systems, Unity Addressables, UniTask, async/await, CancellationToken, ScriptableObject, DOTween, Spine, Steamworks, custom editor tools.</w:t>
       </w:r>
     </w:p>
     <w:p>
@@ -832,7 +892,13 @@
         <w:rPr>
           <w:b/>
         </w:rPr>
-        <w:t>Optimization &amp; Automation: Memory optimization, build size optimization, performance optimization, crash reduction, Unity Memory Profiler, CI/CD (Jenkins, TeamCity), Bash, Rclone, Cron.</w:t>
+        <w:t xml:space="preserve">Optimization &amp; Automation: </w:t>
+      </w:r>
+      <w:r>
+        <w:rPr>
+          <w:bCs/>
+        </w:rPr>
+        <w:t>Memory optimization, build size optimization, performance optimization, crash reduction, Unity Memory Profiler, CI/CD (Jenkins, TeamCity), Bash, Rclone, Cron.</w:t>
       </w:r>
     </w:p>
     <w:p>
@@ -852,12 +918,28 @@
     <w:p>
       <w:pPr>
         <w:spacing w:after="10"/>
+        <w:rPr>
+          <w:lang w:val="ru-RU"/>
+        </w:rPr>
       </w:pPr>
       <w:r>
         <w:rPr>
           <w:b/>
         </w:rPr>
-        <w:t>Architecture &amp; Engineering Practices: Dependency Injection (Zenject), SOLID, KISS, DRY, YAGNI, модульная архитектура, рефакторинг, техническое проектирование. Leadership: оценка задач, наставничество, управление командами, найм, техническая документация, аудит проектов.</w:t>
+        <w:t xml:space="preserve">Architecture &amp; Engineering Practices: </w:t>
+      </w:r>
+      <w:r>
+        <w:rPr>
+          <w:bCs/>
+        </w:rPr>
+        <w:t>Dependency Injection (Zenject), SOLID, KISS, DRY, YAGNI, модульная архитектура, рефакторинг, техническое проектирование. Leadership</w:t>
+      </w:r>
+      <w:r>
+        <w:rPr>
+          <w:bCs/>
+          <w:lang w:val="ru-RU"/>
+        </w:rPr>
+        <w:t>: оценка задач, наставничество, управление командами, найм, техническая документация, аудит проектов.</w:t>
       </w:r>
     </w:p>
     <w:p>
@@ -867,9 +949,19 @@
           <w:bottom w:val="single" w:sz="3" w:space="1" w:color="CBD5E1"/>
         </w:pBdr>
       </w:pPr>
-      <w:r>
-        <w:t>Профессиональный опыт</w:t>
-      </w:r>
+      <w:proofErr w:type="spellStart"/>
+      <w:r>
+        <w:t>Профессиональный</w:t>
+      </w:r>
+      <w:proofErr w:type="spellEnd"/>
+      <w:r>
+        <w:t xml:space="preserve"> </w:t>
+      </w:r>
+      <w:proofErr w:type="spellStart"/>
+      <w:r>
+        <w:t>опыт</w:t>
+      </w:r>
+      <w:proofErr w:type="spellEnd"/>
     </w:p>
     <w:p>
       <w:pPr>
@@ -889,10 +981,22 @@
           <w:i/>
           <w:color w:val="4B5563"/>
         </w:rPr>
-        <w:t>Февраль 2025 - настоящее время</w:t>
-      </w:r>
-      <w:r>
-        <w:t xml:space="preserve">  |  </w:t>
+        <w:t xml:space="preserve">Февраль 2025 - настоящее </w:t>
+      </w:r>
+      <w:proofErr w:type="gramStart"/>
+      <w:r>
+        <w:rPr>
+          <w:i/>
+          <w:color w:val="4B5563"/>
+        </w:rPr>
+        <w:t>время</w:t>
+      </w:r>
+      <w:r>
+        <w:t xml:space="preserve">  |</w:t>
+      </w:r>
+      <w:proofErr w:type="gramEnd"/>
+      <w:r>
+        <w:t xml:space="preserve">  </w:t>
       </w:r>
       <w:r>
         <w:rPr>
@@ -907,6 +1011,7 @@
       </w:pPr>
       <w:proofErr w:type="spellStart"/>
       <w:r>
+        <w:lastRenderedPageBreak/>
         <w:t>Разрабатыва</w:t>
       </w:r>
       <w:proofErr w:type="spellEnd"/>
@@ -955,7 +1060,6 @@
         <w:rPr>
           <w:lang w:val="ru-RU"/>
         </w:rPr>
-        <w:lastRenderedPageBreak/>
         <w:t xml:space="preserve">Реализовал </w:t>
       </w:r>
       <w:r>
@@ -1328,10 +1432,22 @@
           <w:i/>
           <w:color w:val="4B5563"/>
         </w:rPr>
-        <w:t>Ноябрь 2025 - декабрь 2025</w:t>
-      </w:r>
-      <w:r>
-        <w:t xml:space="preserve">  |  </w:t>
+        <w:t xml:space="preserve">Ноябрь 2025 - декабрь </w:t>
+      </w:r>
+      <w:proofErr w:type="gramStart"/>
+      <w:r>
+        <w:rPr>
+          <w:i/>
+          <w:color w:val="4B5563"/>
+        </w:rPr>
+        <w:t>2025</w:t>
+      </w:r>
+      <w:r>
+        <w:t xml:space="preserve">  |</w:t>
+      </w:r>
+      <w:proofErr w:type="gramEnd"/>
+      <w:r>
+        <w:t xml:space="preserve">  </w:t>
       </w:r>
       <w:r>
         <w:rPr>
@@ -1399,13 +1515,29 @@
           <w:color w:val="4B5563"/>
           <w:lang w:val="ru-RU"/>
         </w:rPr>
-        <w:t>Август 2023 - январь 2025</w:t>
-      </w:r>
-      <w:r>
-        <w:rPr>
-          <w:lang w:val="ru-RU"/>
-        </w:rPr>
-        <w:t xml:space="preserve">  |  </w:t>
+        <w:t xml:space="preserve">Август 2023 - январь </w:t>
+      </w:r>
+      <w:proofErr w:type="gramStart"/>
+      <w:r>
+        <w:rPr>
+          <w:i/>
+          <w:color w:val="4B5563"/>
+          <w:lang w:val="ru-RU"/>
+        </w:rPr>
+        <w:t>2025</w:t>
+      </w:r>
+      <w:r>
+        <w:rPr>
+          <w:lang w:val="ru-RU"/>
+        </w:rPr>
+        <w:t xml:space="preserve">  |</w:t>
+      </w:r>
+      <w:proofErr w:type="gramEnd"/>
+      <w:r>
+        <w:rPr>
+          <w:lang w:val="ru-RU"/>
+        </w:rPr>
+        <w:t xml:space="preserve">  </w:t>
       </w:r>
       <w:r>
         <w:rPr>
@@ -1696,10 +1828,22 @@
           <w:i/>
           <w:color w:val="4B5563"/>
         </w:rPr>
-        <w:t>Март 2023 - август 2023</w:t>
-      </w:r>
-      <w:r>
-        <w:t xml:space="preserve">  |  </w:t>
+        <w:t xml:space="preserve">Март 2023 - август </w:t>
+      </w:r>
+      <w:proofErr w:type="gramStart"/>
+      <w:r>
+        <w:rPr>
+          <w:i/>
+          <w:color w:val="4B5563"/>
+        </w:rPr>
+        <w:t>2023</w:t>
+      </w:r>
+      <w:r>
+        <w:t xml:space="preserve">  |</w:t>
+      </w:r>
+      <w:proofErr w:type="gramEnd"/>
+      <w:r>
+        <w:t xml:space="preserve">  </w:t>
       </w:r>
       <w:r>
         <w:rPr>
@@ -1805,10 +1949,22 @@
           <w:i/>
           <w:color w:val="4B5563"/>
         </w:rPr>
-        <w:t>Июль 2022 - февраль 2023</w:t>
-      </w:r>
-      <w:r>
-        <w:t xml:space="preserve">  |  </w:t>
+        <w:t xml:space="preserve">Июль 2022 - февраль </w:t>
+      </w:r>
+      <w:proofErr w:type="gramStart"/>
+      <w:r>
+        <w:rPr>
+          <w:i/>
+          <w:color w:val="4B5563"/>
+        </w:rPr>
+        <w:t>2023</w:t>
+      </w:r>
+      <w:r>
+        <w:t xml:space="preserve">  |</w:t>
+      </w:r>
+      <w:proofErr w:type="gramEnd"/>
+      <w:r>
+        <w:t xml:space="preserve">  </w:t>
       </w:r>
       <w:r>
         <w:rPr>
@@ -1881,10 +2037,22 @@
           <w:i/>
           <w:color w:val="4B5563"/>
         </w:rPr>
-        <w:t>Февраль 2022 - июнь 2022</w:t>
-      </w:r>
-      <w:r>
-        <w:t xml:space="preserve">  |  </w:t>
+        <w:t xml:space="preserve">Февраль 2022 - июнь </w:t>
+      </w:r>
+      <w:proofErr w:type="gramStart"/>
+      <w:r>
+        <w:rPr>
+          <w:i/>
+          <w:color w:val="4B5563"/>
+        </w:rPr>
+        <w:t>2022</w:t>
+      </w:r>
+      <w:r>
+        <w:t xml:space="preserve">  |</w:t>
+      </w:r>
+      <w:proofErr w:type="gramEnd"/>
+      <w:r>
+        <w:t xml:space="preserve">  </w:t>
       </w:r>
       <w:r>
         <w:rPr>
@@ -1992,10 +2160,22 @@
           <w:i/>
           <w:color w:val="4B5563"/>
         </w:rPr>
-        <w:t>Август 2021 - февраль 2022</w:t>
-      </w:r>
-      <w:r>
-        <w:t xml:space="preserve">  |  </w:t>
+        <w:t xml:space="preserve">Август 2021 - февраль </w:t>
+      </w:r>
+      <w:proofErr w:type="gramStart"/>
+      <w:r>
+        <w:rPr>
+          <w:i/>
+          <w:color w:val="4B5563"/>
+        </w:rPr>
+        <w:t>2022</w:t>
+      </w:r>
+      <w:r>
+        <w:t xml:space="preserve">  |</w:t>
+      </w:r>
+      <w:proofErr w:type="gramEnd"/>
+      <w:r>
+        <w:t xml:space="preserve">  </w:t>
       </w:r>
       <w:r>
         <w:rPr>
@@ -2127,10 +2307,22 @@
           <w:i/>
           <w:color w:val="4B5563"/>
         </w:rPr>
-        <w:t>Декабрь 2013 - июль 2021</w:t>
-      </w:r>
-      <w:r>
-        <w:t xml:space="preserve">  |  </w:t>
+        <w:t xml:space="preserve">Декабрь 2013 - июль </w:t>
+      </w:r>
+      <w:proofErr w:type="gramStart"/>
+      <w:r>
+        <w:rPr>
+          <w:i/>
+          <w:color w:val="4B5563"/>
+        </w:rPr>
+        <w:t>2021</w:t>
+      </w:r>
+      <w:r>
+        <w:t xml:space="preserve">  |</w:t>
+      </w:r>
+      <w:proofErr w:type="gramEnd"/>
+      <w:r>
+        <w:t xml:space="preserve">  </w:t>
       </w:r>
       <w:r>
         <w:rPr>
@@ -2236,10 +2428,22 @@
           <w:i/>
           <w:color w:val="4B5563"/>
         </w:rPr>
-        <w:t>Сентябрь 2011 - декабрь 2013</w:t>
-      </w:r>
-      <w:r>
-        <w:t xml:space="preserve">  |  </w:t>
+        <w:t xml:space="preserve">Сентябрь 2011 - декабрь </w:t>
+      </w:r>
+      <w:proofErr w:type="gramStart"/>
+      <w:r>
+        <w:rPr>
+          <w:i/>
+          <w:color w:val="4B5563"/>
+        </w:rPr>
+        <w:t>2013</w:t>
+      </w:r>
+      <w:r>
+        <w:t xml:space="preserve">  |</w:t>
+      </w:r>
+      <w:proofErr w:type="gramEnd"/>
+      <w:r>
+        <w:t xml:space="preserve">  </w:t>
       </w:r>
       <w:r>
         <w:rPr>
@@ -2300,6 +2504,7 @@
         <w:rPr>
           <w:lang w:val="ru-RU"/>
         </w:rPr>
+        <w:lastRenderedPageBreak/>
         <w:t xml:space="preserve">Разрабатывал и сопровождал приложения на </w:t>
       </w:r>
       <w:r>
@@ -2365,7 +2570,6 @@
         <w:rPr>
           <w:b/>
         </w:rPr>
-        <w:lastRenderedPageBreak/>
         <w:t xml:space="preserve">Technologies: </w:t>
       </w:r>
       <w:r>
@@ -2390,10 +2594,22 @@
           <w:i/>
           <w:color w:val="4B5563"/>
         </w:rPr>
-        <w:t>Апрель 2007 - сентябрь 2011</w:t>
-      </w:r>
-      <w:r>
-        <w:t xml:space="preserve">  |  </w:t>
+        <w:t xml:space="preserve">Апрель 2007 - сентябрь </w:t>
+      </w:r>
+      <w:proofErr w:type="gramStart"/>
+      <w:r>
+        <w:rPr>
+          <w:i/>
+          <w:color w:val="4B5563"/>
+        </w:rPr>
+        <w:t>2011</w:t>
+      </w:r>
+      <w:r>
+        <w:t xml:space="preserve">  |</w:t>
+      </w:r>
+      <w:proofErr w:type="gramEnd"/>
+      <w:r>
+        <w:t xml:space="preserve">  </w:t>
       </w:r>
       <w:r>
         <w:rPr>
@@ -2491,29 +2707,69 @@
       <w:pPr>
         <w:pStyle w:val="21"/>
         <w:spacing w:before="80" w:after="10"/>
-      </w:pPr>
-      <w:r>
-        <w:t>WordBattle — собственный инди-проект</w:t>
+        <w:rPr>
+          <w:lang w:val="ru-RU"/>
+        </w:rPr>
+      </w:pPr>
+      <w:proofErr w:type="spellStart"/>
+      <w:r>
+        <w:t>WordBattle</w:t>
+      </w:r>
+      <w:proofErr w:type="spellEnd"/>
+      <w:r>
+        <w:rPr>
+          <w:lang w:val="ru-RU"/>
+        </w:rPr>
+        <w:t xml:space="preserve"> — собственный инди-проект</w:t>
       </w:r>
     </w:p>
     <w:p>
       <w:pPr>
         <w:spacing w:after="10"/>
+        <w:rPr>
+          <w:lang w:val="ru-RU"/>
+        </w:rPr>
       </w:pPr>
       <w:r>
         <w:rPr>
           <w:i/>
           <w:color w:val="4B5563"/>
         </w:rPr>
-        <w:t>Unity / Android | В разработке и тестировании</w:t>
-      </w:r>
-      <w:r>
+        <w:t>Unity</w:t>
+      </w:r>
+      <w:r>
+        <w:rPr>
+          <w:i/>
+          <w:color w:val="4B5563"/>
+          <w:lang w:val="ru-RU"/>
+        </w:rPr>
+        <w:t xml:space="preserve"> / </w:t>
+      </w:r>
+      <w:r>
+        <w:rPr>
+          <w:i/>
+          <w:color w:val="4B5563"/>
+        </w:rPr>
+        <w:t>Android</w:t>
+      </w:r>
+      <w:r>
+        <w:rPr>
+          <w:i/>
+          <w:color w:val="4B5563"/>
+          <w:lang w:val="ru-RU"/>
+        </w:rPr>
+        <w:t xml:space="preserve"> | В разработке и тестировании</w:t>
+      </w:r>
+      <w:r>
+        <w:rPr>
+          <w:lang w:val="ru-RU"/>
+        </w:rPr>
         <w:t xml:space="preserve"> | </w:t>
       </w:r>
       <w:hyperlink r:id="rId11">
         <w:r>
           <w:rPr>
-            <w:rStyle w:val="Hyperlink"/>
+            <w:lang w:val="ru-RU"/>
           </w:rPr>
           <w:t>Кейс в портфолио</w:t>
         </w:r>
@@ -2524,7 +2780,47 @@
         <w:pStyle w:val="a0"/>
       </w:pPr>
       <w:r>
-        <w:t>Разрабатываю словесную стратегическую игру с AI-соперником. Отвечаю за архитектуру, алгоритмы поиска слов, игровые механики, UI, интеграцию SDK и подготовку Android-релиза.</w:t>
+        <w:rPr>
+          <w:lang w:val="ru-RU"/>
+        </w:rPr>
+        <w:t xml:space="preserve">Разрабатываю словесную стратегическую игру с </w:t>
+      </w:r>
+      <w:r>
+        <w:t>AI</w:t>
+      </w:r>
+      <w:r>
+        <w:rPr>
+          <w:lang w:val="ru-RU"/>
+        </w:rPr>
+        <w:t xml:space="preserve">-соперником. Отвечаю за архитектуру, алгоритмы поиска слов, игровые механики, </w:t>
+      </w:r>
+      <w:r>
+        <w:t>UI</w:t>
+      </w:r>
+      <w:r>
+        <w:rPr>
+          <w:lang w:val="ru-RU"/>
+        </w:rPr>
+        <w:t xml:space="preserve">, интеграцию </w:t>
+      </w:r>
+      <w:r>
+        <w:t xml:space="preserve">SDK и </w:t>
+      </w:r>
+      <w:proofErr w:type="spellStart"/>
+      <w:r>
+        <w:t>подготовку</w:t>
+      </w:r>
+      <w:proofErr w:type="spellEnd"/>
+      <w:r>
+        <w:t xml:space="preserve"> Android-</w:t>
+      </w:r>
+      <w:proofErr w:type="spellStart"/>
+      <w:r>
+        <w:t>релиза</w:t>
+      </w:r>
+      <w:proofErr w:type="spellEnd"/>
+      <w:r>
+        <w:t>.</w:t>
       </w:r>
     </w:p>
     <w:p>
@@ -2549,7 +2845,13 @@
         <w:rPr>
           <w:b/>
         </w:rPr>
-        <w:t>Технологии: Unity, C#, Unity Addressables, Zenject, UniTask, PlayFab, GameAnalytics, Google Play Billing, AdMob.</w:t>
+        <w:t xml:space="preserve">Технологии: </w:t>
+      </w:r>
+      <w:r>
+        <w:rPr>
+          <w:bCs/>
+        </w:rPr>
+        <w:t>Unity, C#, Unity Addressables, Zenject, UniTask, PlayFab, GameAnalytics, Google Play Billing, AdMob.</w:t>
       </w:r>
     </w:p>
     <w:p>
@@ -3633,6 +3935,7 @@
   <w:style w:type="character" w:default="1" w:styleId="a2">
     <w:name w:val="Default Paragraph Font"/>
     <w:uiPriority w:val="1"/>
+    <w:semiHidden/>
     <w:unhideWhenUsed/>
   </w:style>
   <w:style w:type="table" w:default="1" w:styleId="a3">
@@ -14437,6 +14740,18 @@
     <w:rPr>
       <w:color w:val="605E5C"/>
       <w:shd w:val="clear" w:color="auto" w:fill="E1DFDD"/>
+    </w:rPr>
+  </w:style>
+  <w:style w:type="character" w:styleId="affa">
+    <w:name w:val="FollowedHyperlink"/>
+    <w:basedOn w:val="a2"/>
+    <w:uiPriority w:val="99"/>
+    <w:semiHidden/>
+    <w:unhideWhenUsed/>
+    <w:rsid w:val="00781A09"/>
+    <w:rPr>
+      <w:color w:val="800080" w:themeColor="followedHyperlink"/>
+      <w:u w:val="single"/>
     </w:rPr>
   </w:style>
 </w:styles>

--- a/Releases/RU/Yuriy_Kobylyatskiy_Senior_Unity_Developer_RU.docx
+++ b/Releases/RU/Yuriy_Kobylyatskiy_Senior_Unity_Developer_RU.docx
@@ -42,9 +42,49 @@
         <w:jc w:val="center"/>
       </w:pPr>
       <w:r>
-        <w:t xml:space="preserve">Украина | Remote only  |  +380957575677 (Telegram, Viber)  |  finmagnat@gmail.com  |  Portfolio: </w:t>
+        <w:t>Украина | Remote only  |  +380957575677 (</w:t>
       </w:r>
       <w:hyperlink r:id="rId6" w:history="1">
+        <w:r>
+          <w:rPr>
+            <w:rStyle w:val="aff8"/>
+          </w:rPr>
+          <w:t>Tele</w:t>
+        </w:r>
+        <w:r>
+          <w:rPr>
+            <w:rStyle w:val="aff8"/>
+          </w:rPr>
+          <w:t>g</w:t>
+        </w:r>
+        <w:r>
+          <w:rPr>
+            <w:rStyle w:val="aff8"/>
+          </w:rPr>
+          <w:t>ram</w:t>
+        </w:r>
+      </w:hyperlink>
+      <w:r>
+        <w:t xml:space="preserve">, Viber)  |  </w:t>
+      </w:r>
+      <w:hyperlink r:id="rId7" w:history="1">
+        <w:r>
+          <w:rPr>
+            <w:rStyle w:val="aff8"/>
+          </w:rPr>
+          <w:t>finmagnat@gmail.com</w:t>
+        </w:r>
+      </w:hyperlink>
+      <w:r>
+        <w:t xml:space="preserve"> |</w:t>
+      </w:r>
+      <w:r>
+        <w:t xml:space="preserve"> </w:t>
+      </w:r>
+      <w:r>
+        <w:t xml:space="preserve">Portfolio: </w:t>
+      </w:r>
+      <w:hyperlink r:id="rId8" w:history="1">
         <w:r>
           <w:rPr>
             <w:rStyle w:val="aff8"/>
@@ -80,7 +120,7 @@
         <w:spacing w:after="0"/>
         <w:jc w:val="center"/>
       </w:pPr>
-      <w:hyperlink r:id="rId7">
+      <w:hyperlink r:id="rId9">
         <w:r>
           <w:rPr>
             <w:color w:val="1D4ED8"/>
@@ -91,7 +131,7 @@
       <w:r>
         <w:t xml:space="preserve">  |  </w:t>
       </w:r>
-      <w:hyperlink r:id="rId8">
+      <w:hyperlink r:id="rId10">
         <w:r>
           <w:rPr>
             <w:color w:val="1D4ED8"/>
@@ -132,40 +172,10 @@
         </w:rPr>
       </w:pPr>
       <w:r>
-        <w:t>Senior</w:t>
-      </w:r>
-      <w:r>
-        <w:rPr>
-          <w:lang w:val="ru-RU"/>
-        </w:rPr>
-        <w:t xml:space="preserve"> / </w:t>
-      </w:r>
-      <w:r>
-        <w:t>Lead</w:t>
-      </w:r>
-      <w:r>
-        <w:rPr>
-          <w:lang w:val="ru-RU"/>
-        </w:rPr>
-        <w:t xml:space="preserve"> </w:t>
-      </w:r>
-      <w:r>
-        <w:t>Unity</w:t>
-      </w:r>
-      <w:r>
-        <w:rPr>
-          <w:lang w:val="ru-RU"/>
-        </w:rPr>
-        <w:t xml:space="preserve"> </w:t>
-      </w:r>
-      <w:r>
-        <w:t>Developer</w:t>
-      </w:r>
-      <w:r>
-        <w:rPr>
-          <w:lang w:val="ru-RU"/>
-        </w:rPr>
-        <w:t xml:space="preserve">, 15+ лет опыта в </w:t>
+        <w:rPr>
+          <w:lang w:val="ru-RU"/>
+        </w:rPr>
+        <w:t xml:space="preserve">В разработке ПО с 2007 года, в </w:t>
       </w:r>
       <w:proofErr w:type="spellStart"/>
       <w:r>
@@ -176,7 +186,7 @@
         <w:rPr>
           <w:lang w:val="ru-RU"/>
         </w:rPr>
-        <w:t>, 18+ лет в разработке ПО.</w:t>
+        <w:t xml:space="preserve"> — с 2011 года.</w:t>
       </w:r>
     </w:p>
     <w:p>
@@ -826,7 +836,10 @@
         <w:t xml:space="preserve">Unity Development: </w:t>
       </w:r>
       <w:r>
-        <w:t>Unity 2D/3D, gameplay programming, UI programming, animation systems, ScriptableObject, DOTween, Spine, Steamworks, custom editor tools.</w:t>
+        <w:rPr>
+          <w:bCs/>
+        </w:rPr>
+        <w:t>Unity 2D/3D, gameplay programming, UI programming, animation systems, Unity Addressables, UniTask, async/await, CancellationToken, ScriptableObject, DOTween, Spine, Steamworks, custom editor tools.</w:t>
       </w:r>
     </w:p>
     <w:p>
@@ -882,7 +895,10 @@
         <w:t xml:space="preserve">Optimization &amp; Automation: </w:t>
       </w:r>
       <w:r>
-        <w:t>Memory optimization, build size optimization, performance optimization, crash reduction, Unity Memory Profiler, Bash, Rclone, Cron, CI/CD.</w:t>
+        <w:rPr>
+          <w:bCs/>
+        </w:rPr>
+        <w:t>Memory optimization, build size optimization, performance optimization, crash reduction, Unity Memory Profiler, CI/CD (Jenkins, TeamCity), Bash, Rclone, Cron.</w:t>
       </w:r>
     </w:p>
     <w:p>
@@ -902,15 +918,28 @@
     <w:p>
       <w:pPr>
         <w:spacing w:after="10"/>
+        <w:rPr>
+          <w:lang w:val="ru-RU"/>
+        </w:rPr>
       </w:pPr>
       <w:r>
         <w:rPr>
           <w:b/>
         </w:rPr>
-        <w:t xml:space="preserve">Leadership &amp; Architecture: </w:t>
-      </w:r>
-      <w:r>
-        <w:t>Technical design, architecture, estimation, mentoring, team leadership, hiring, technical documentation, project audits.</w:t>
+        <w:t xml:space="preserve">Architecture &amp; Engineering Practices: </w:t>
+      </w:r>
+      <w:r>
+        <w:rPr>
+          <w:bCs/>
+        </w:rPr>
+        <w:t>Dependency Injection (Zenject), SOLID, KISS, DRY, YAGNI, модульная архитектура, рефакторинг, техническое проектирование. Leadership</w:t>
+      </w:r>
+      <w:r>
+        <w:rPr>
+          <w:bCs/>
+          <w:lang w:val="ru-RU"/>
+        </w:rPr>
+        <w:t>: оценка задач, наставничество, управление командами, найм, техническая документация, аудит проектов.</w:t>
       </w:r>
     </w:p>
     <w:p>
@@ -920,9 +949,19 @@
           <w:bottom w:val="single" w:sz="3" w:space="1" w:color="CBD5E1"/>
         </w:pBdr>
       </w:pPr>
-      <w:r>
-        <w:t>Профессиональный опыт</w:t>
-      </w:r>
+      <w:proofErr w:type="spellStart"/>
+      <w:r>
+        <w:t>Профессиональный</w:t>
+      </w:r>
+      <w:proofErr w:type="spellEnd"/>
+      <w:r>
+        <w:t xml:space="preserve"> </w:t>
+      </w:r>
+      <w:proofErr w:type="spellStart"/>
+      <w:r>
+        <w:t>опыт</w:t>
+      </w:r>
+      <w:proofErr w:type="spellEnd"/>
     </w:p>
     <w:p>
       <w:pPr>
@@ -942,10 +981,22 @@
           <w:i/>
           <w:color w:val="4B5563"/>
         </w:rPr>
-        <w:t>Февраль 2025 - настоящее время</w:t>
-      </w:r>
-      <w:r>
-        <w:t xml:space="preserve">  |  </w:t>
+        <w:t xml:space="preserve">Февраль 2025 - настоящее </w:t>
+      </w:r>
+      <w:proofErr w:type="gramStart"/>
+      <w:r>
+        <w:rPr>
+          <w:i/>
+          <w:color w:val="4B5563"/>
+        </w:rPr>
+        <w:t>время</w:t>
+      </w:r>
+      <w:r>
+        <w:t xml:space="preserve">  |</w:t>
+      </w:r>
+      <w:proofErr w:type="gramEnd"/>
+      <w:r>
+        <w:t xml:space="preserve">  </w:t>
       </w:r>
       <w:r>
         <w:rPr>
@@ -960,6 +1011,7 @@
       </w:pPr>
       <w:proofErr w:type="spellStart"/>
       <w:r>
+        <w:lastRenderedPageBreak/>
         <w:t>Разрабатыва</w:t>
       </w:r>
       <w:proofErr w:type="spellEnd"/>
@@ -1008,7 +1060,6 @@
         <w:rPr>
           <w:lang w:val="ru-RU"/>
         </w:rPr>
-        <w:lastRenderedPageBreak/>
         <w:t xml:space="preserve">Реализовал </w:t>
       </w:r>
       <w:r>
@@ -1381,10 +1432,22 @@
           <w:i/>
           <w:color w:val="4B5563"/>
         </w:rPr>
-        <w:t>Ноябрь 2025 - декабрь 2025</w:t>
-      </w:r>
-      <w:r>
-        <w:t xml:space="preserve">  |  </w:t>
+        <w:t xml:space="preserve">Ноябрь 2025 - декабрь </w:t>
+      </w:r>
+      <w:proofErr w:type="gramStart"/>
+      <w:r>
+        <w:rPr>
+          <w:i/>
+          <w:color w:val="4B5563"/>
+        </w:rPr>
+        <w:t>2025</w:t>
+      </w:r>
+      <w:r>
+        <w:t xml:space="preserve">  |</w:t>
+      </w:r>
+      <w:proofErr w:type="gramEnd"/>
+      <w:r>
+        <w:t xml:space="preserve">  </w:t>
       </w:r>
       <w:r>
         <w:rPr>
@@ -1452,13 +1515,29 @@
           <w:color w:val="4B5563"/>
           <w:lang w:val="ru-RU"/>
         </w:rPr>
-        <w:t>Август 2023 - январь 2025</w:t>
-      </w:r>
-      <w:r>
-        <w:rPr>
-          <w:lang w:val="ru-RU"/>
-        </w:rPr>
-        <w:t xml:space="preserve">  |  </w:t>
+        <w:t xml:space="preserve">Август 2023 - январь </w:t>
+      </w:r>
+      <w:proofErr w:type="gramStart"/>
+      <w:r>
+        <w:rPr>
+          <w:i/>
+          <w:color w:val="4B5563"/>
+          <w:lang w:val="ru-RU"/>
+        </w:rPr>
+        <w:t>2025</w:t>
+      </w:r>
+      <w:r>
+        <w:rPr>
+          <w:lang w:val="ru-RU"/>
+        </w:rPr>
+        <w:t xml:space="preserve">  |</w:t>
+      </w:r>
+      <w:proofErr w:type="gramEnd"/>
+      <w:r>
+        <w:rPr>
+          <w:lang w:val="ru-RU"/>
+        </w:rPr>
+        <w:t xml:space="preserve">  </w:t>
       </w:r>
       <w:r>
         <w:rPr>
@@ -1749,10 +1828,22 @@
           <w:i/>
           <w:color w:val="4B5563"/>
         </w:rPr>
-        <w:t>Март 2023 - август 2023</w:t>
-      </w:r>
-      <w:r>
-        <w:t xml:space="preserve">  |  </w:t>
+        <w:t xml:space="preserve">Март 2023 - август </w:t>
+      </w:r>
+      <w:proofErr w:type="gramStart"/>
+      <w:r>
+        <w:rPr>
+          <w:i/>
+          <w:color w:val="4B5563"/>
+        </w:rPr>
+        <w:t>2023</w:t>
+      </w:r>
+      <w:r>
+        <w:t xml:space="preserve">  |</w:t>
+      </w:r>
+      <w:proofErr w:type="gramEnd"/>
+      <w:r>
+        <w:t xml:space="preserve">  </w:t>
       </w:r>
       <w:r>
         <w:rPr>
@@ -1858,10 +1949,22 @@
           <w:i/>
           <w:color w:val="4B5563"/>
         </w:rPr>
-        <w:t>Июль 2022 - февраль 2023</w:t>
-      </w:r>
-      <w:r>
-        <w:t xml:space="preserve">  |  </w:t>
+        <w:t xml:space="preserve">Июль 2022 - февраль </w:t>
+      </w:r>
+      <w:proofErr w:type="gramStart"/>
+      <w:r>
+        <w:rPr>
+          <w:i/>
+          <w:color w:val="4B5563"/>
+        </w:rPr>
+        <w:t>2023</w:t>
+      </w:r>
+      <w:r>
+        <w:t xml:space="preserve">  |</w:t>
+      </w:r>
+      <w:proofErr w:type="gramEnd"/>
+      <w:r>
+        <w:t xml:space="preserve">  </w:t>
       </w:r>
       <w:r>
         <w:rPr>
@@ -1934,10 +2037,22 @@
           <w:i/>
           <w:color w:val="4B5563"/>
         </w:rPr>
-        <w:t>Февраль 2022 - июнь 2022</w:t>
-      </w:r>
-      <w:r>
-        <w:t xml:space="preserve">  |  </w:t>
+        <w:t xml:space="preserve">Февраль 2022 - июнь </w:t>
+      </w:r>
+      <w:proofErr w:type="gramStart"/>
+      <w:r>
+        <w:rPr>
+          <w:i/>
+          <w:color w:val="4B5563"/>
+        </w:rPr>
+        <w:t>2022</w:t>
+      </w:r>
+      <w:r>
+        <w:t xml:space="preserve">  |</w:t>
+      </w:r>
+      <w:proofErr w:type="gramEnd"/>
+      <w:r>
+        <w:t xml:space="preserve">  </w:t>
       </w:r>
       <w:r>
         <w:rPr>
@@ -2045,10 +2160,22 @@
           <w:i/>
           <w:color w:val="4B5563"/>
         </w:rPr>
-        <w:t>Август 2021 - февраль 2022</w:t>
-      </w:r>
-      <w:r>
-        <w:t xml:space="preserve">  |  </w:t>
+        <w:t xml:space="preserve">Август 2021 - февраль </w:t>
+      </w:r>
+      <w:proofErr w:type="gramStart"/>
+      <w:r>
+        <w:rPr>
+          <w:i/>
+          <w:color w:val="4B5563"/>
+        </w:rPr>
+        <w:t>2022</w:t>
+      </w:r>
+      <w:r>
+        <w:t xml:space="preserve">  |</w:t>
+      </w:r>
+      <w:proofErr w:type="gramEnd"/>
+      <w:r>
+        <w:t xml:space="preserve">  </w:t>
       </w:r>
       <w:r>
         <w:rPr>
@@ -2180,10 +2307,22 @@
           <w:i/>
           <w:color w:val="4B5563"/>
         </w:rPr>
-        <w:t>Декабрь 2013 - июль 2021</w:t>
-      </w:r>
-      <w:r>
-        <w:t xml:space="preserve">  |  </w:t>
+        <w:t xml:space="preserve">Декабрь 2013 - июль </w:t>
+      </w:r>
+      <w:proofErr w:type="gramStart"/>
+      <w:r>
+        <w:rPr>
+          <w:i/>
+          <w:color w:val="4B5563"/>
+        </w:rPr>
+        <w:t>2021</w:t>
+      </w:r>
+      <w:r>
+        <w:t xml:space="preserve">  |</w:t>
+      </w:r>
+      <w:proofErr w:type="gramEnd"/>
+      <w:r>
+        <w:t xml:space="preserve">  </w:t>
       </w:r>
       <w:r>
         <w:rPr>
@@ -2289,10 +2428,22 @@
           <w:i/>
           <w:color w:val="4B5563"/>
         </w:rPr>
-        <w:t>Сентябрь 2011 - декабрь 2013</w:t>
-      </w:r>
-      <w:r>
-        <w:t xml:space="preserve">  |  </w:t>
+        <w:t xml:space="preserve">Сентябрь 2011 - декабрь </w:t>
+      </w:r>
+      <w:proofErr w:type="gramStart"/>
+      <w:r>
+        <w:rPr>
+          <w:i/>
+          <w:color w:val="4B5563"/>
+        </w:rPr>
+        <w:t>2013</w:t>
+      </w:r>
+      <w:r>
+        <w:t xml:space="preserve">  |</w:t>
+      </w:r>
+      <w:proofErr w:type="gramEnd"/>
+      <w:r>
+        <w:t xml:space="preserve">  </w:t>
       </w:r>
       <w:r>
         <w:rPr>
@@ -2353,6 +2504,7 @@
         <w:rPr>
           <w:lang w:val="ru-RU"/>
         </w:rPr>
+        <w:lastRenderedPageBreak/>
         <w:t xml:space="preserve">Разрабатывал и сопровождал приложения на </w:t>
       </w:r>
       <w:r>
@@ -2418,7 +2570,6 @@
         <w:rPr>
           <w:b/>
         </w:rPr>
-        <w:lastRenderedPageBreak/>
         <w:t xml:space="preserve">Technologies: </w:t>
       </w:r>
       <w:r>
@@ -2443,10 +2594,22 @@
           <w:i/>
           <w:color w:val="4B5563"/>
         </w:rPr>
-        <w:t>Апрель 2007 - сентябрь 2011</w:t>
-      </w:r>
-      <w:r>
-        <w:t xml:space="preserve">  |  </w:t>
+        <w:t xml:space="preserve">Апрель 2007 - сентябрь </w:t>
+      </w:r>
+      <w:proofErr w:type="gramStart"/>
+      <w:r>
+        <w:rPr>
+          <w:i/>
+          <w:color w:val="4B5563"/>
+        </w:rPr>
+        <w:t>2011</w:t>
+      </w:r>
+      <w:r>
+        <w:t xml:space="preserve">  |</w:t>
+      </w:r>
+      <w:proofErr w:type="gramEnd"/>
+      <w:r>
+        <w:t xml:space="preserve">  </w:t>
       </w:r>
       <w:r>
         <w:rPr>
@@ -2521,6 +2684,174 @@
       </w:r>
       <w:r>
         <w:t>PHP, SQL, HTML, CSS, JavaScript, MySQL, Flash/ActionScript</w:t>
+      </w:r>
+    </w:p>
+    <w:p>
+      <w:pPr>
+        <w:pStyle w:val="1"/>
+        <w:pBdr>
+          <w:bottom w:val="single" w:sz="3" w:space="1" w:color="CBD5E1"/>
+        </w:pBdr>
+        <w:rPr>
+          <w:lang w:val="ru-RU"/>
+        </w:rPr>
+      </w:pPr>
+      <w:r>
+        <w:rPr>
+          <w:lang w:val="ru-RU"/>
+        </w:rPr>
+        <w:t>Собственные проекты (Independent Projects)</w:t>
+      </w:r>
+    </w:p>
+    <w:p>
+      <w:pPr>
+        <w:pStyle w:val="21"/>
+        <w:spacing w:before="80" w:after="10"/>
+        <w:rPr>
+          <w:lang w:val="ru-RU"/>
+        </w:rPr>
+      </w:pPr>
+      <w:proofErr w:type="spellStart"/>
+      <w:r>
+        <w:t>WordBattle</w:t>
+      </w:r>
+      <w:proofErr w:type="spellEnd"/>
+      <w:r>
+        <w:rPr>
+          <w:lang w:val="ru-RU"/>
+        </w:rPr>
+        <w:t xml:space="preserve"> — собственный инди-проект</w:t>
+      </w:r>
+    </w:p>
+    <w:p>
+      <w:pPr>
+        <w:spacing w:after="10"/>
+        <w:rPr>
+          <w:lang w:val="ru-RU"/>
+        </w:rPr>
+      </w:pPr>
+      <w:r>
+        <w:rPr>
+          <w:i/>
+          <w:color w:val="4B5563"/>
+        </w:rPr>
+        <w:t>Unity</w:t>
+      </w:r>
+      <w:r>
+        <w:rPr>
+          <w:i/>
+          <w:color w:val="4B5563"/>
+          <w:lang w:val="ru-RU"/>
+        </w:rPr>
+        <w:t xml:space="preserve"> / </w:t>
+      </w:r>
+      <w:r>
+        <w:rPr>
+          <w:i/>
+          <w:color w:val="4B5563"/>
+        </w:rPr>
+        <w:t>Android</w:t>
+      </w:r>
+      <w:r>
+        <w:rPr>
+          <w:i/>
+          <w:color w:val="4B5563"/>
+          <w:lang w:val="ru-RU"/>
+        </w:rPr>
+        <w:t xml:space="preserve"> | В разработке и тестировании</w:t>
+      </w:r>
+      <w:r>
+        <w:rPr>
+          <w:lang w:val="ru-RU"/>
+        </w:rPr>
+        <w:t xml:space="preserve"> | </w:t>
+      </w:r>
+      <w:hyperlink r:id="rId11">
+        <w:r>
+          <w:rPr>
+            <w:lang w:val="ru-RU"/>
+          </w:rPr>
+          <w:t>Кейс в портфолио</w:t>
+        </w:r>
+      </w:hyperlink>
+    </w:p>
+    <w:p>
+      <w:pPr>
+        <w:pStyle w:val="a0"/>
+      </w:pPr>
+      <w:r>
+        <w:rPr>
+          <w:lang w:val="ru-RU"/>
+        </w:rPr>
+        <w:t xml:space="preserve">Разрабатываю словесную стратегическую игру с </w:t>
+      </w:r>
+      <w:r>
+        <w:t>AI</w:t>
+      </w:r>
+      <w:r>
+        <w:rPr>
+          <w:lang w:val="ru-RU"/>
+        </w:rPr>
+        <w:t xml:space="preserve">-соперником. Отвечаю за архитектуру, алгоритмы поиска слов, игровые механики, </w:t>
+      </w:r>
+      <w:r>
+        <w:t>UI</w:t>
+      </w:r>
+      <w:r>
+        <w:rPr>
+          <w:lang w:val="ru-RU"/>
+        </w:rPr>
+        <w:t xml:space="preserve">, интеграцию </w:t>
+      </w:r>
+      <w:r>
+        <w:t xml:space="preserve">SDK и </w:t>
+      </w:r>
+      <w:proofErr w:type="spellStart"/>
+      <w:r>
+        <w:t>подготовку</w:t>
+      </w:r>
+      <w:proofErr w:type="spellEnd"/>
+      <w:r>
+        <w:t xml:space="preserve"> Android-</w:t>
+      </w:r>
+      <w:proofErr w:type="spellStart"/>
+      <w:r>
+        <w:t>релиза</w:t>
+      </w:r>
+      <w:proofErr w:type="spellEnd"/>
+      <w:r>
+        <w:t>.</w:t>
+      </w:r>
+    </w:p>
+    <w:p>
+      <w:pPr>
+        <w:pStyle w:val="a0"/>
+        <w:rPr>
+          <w:lang w:val="ru-RU"/>
+        </w:rPr>
+      </w:pPr>
+      <w:r>
+        <w:rPr>
+          <w:lang w:val="ru-RU"/>
+        </w:rPr>
+        <w:t>Реализую игровые сервисы, аналитику и монетизацию с использованием PlayFab, GameAnalytics, Google Play Billing и AdMob.</w:t>
+      </w:r>
+    </w:p>
+    <w:p>
+      <w:pPr>
+        <w:spacing w:after="20"/>
+      </w:pPr>
+      <w:r>
+        <w:rPr>
+          <w:b/>
+        </w:rPr>
+        <w:t xml:space="preserve">Технологии: </w:t>
+      </w:r>
+      <w:r>
+        <w:rPr>
+          <w:bCs/>
+        </w:rPr>
+        <w:t>Unity, C#, Unity Addressables, Zenject, UniTask, PlayFab, GameAnalytics, Google Play Billing, AdMob.</w:t>
       </w:r>
     </w:p>
     <w:p>
@@ -3604,6 +3935,7 @@
   <w:style w:type="character" w:default="1" w:styleId="a2">
     <w:name w:val="Default Paragraph Font"/>
     <w:uiPriority w:val="1"/>
+    <w:semiHidden/>
     <w:unhideWhenUsed/>
   </w:style>
   <w:style w:type="table" w:default="1" w:styleId="a3">
@@ -14408,6 +14740,18 @@
     <w:rPr>
       <w:color w:val="605E5C"/>
       <w:shd w:val="clear" w:color="auto" w:fill="E1DFDD"/>
+    </w:rPr>
+  </w:style>
+  <w:style w:type="character" w:styleId="affa">
+    <w:name w:val="FollowedHyperlink"/>
+    <w:basedOn w:val="a2"/>
+    <w:uiPriority w:val="99"/>
+    <w:semiHidden/>
+    <w:unhideWhenUsed/>
+    <w:rsid w:val="00781A09"/>
+    <w:rPr>
+      <w:color w:val="800080" w:themeColor="followedHyperlink"/>
+      <w:u w:val="single"/>
     </w:rPr>
   </w:style>
 </w:styles>
